--- a/docs/manuals/配电设备成本计算系统使用指南.docx
+++ b/docs/manuals/配电设备成本计算系统使用指南.docx
@@ -17,7 +17,7 @@
         <w:pStyle w:val="Heading1"/>
       </w:pPr>
       <w:r>
-        <w:t>第一部分：网络连接</w:t>
+        <w:t>第一部分：网络连接（Tailscale）</w:t>
       </w:r>
     </w:p>
     <w:p>
@@ -29,19 +29,13 @@
       </w:r>
     </w:p>
     <w:p>
-      <w:pPr>
-        <w:pStyle w:val="ListNumber"/>
-      </w:pPr>
       <w:r>
-        <w:t>1. Windows 电脑：浏览器打开 https://tailscale.com/download/windows → 下载安装</w:t>
+        <w:t>Windows 电脑：浏览器打开 https://tailscale.com/download/windows ，下载并安装。</w:t>
       </w:r>
     </w:p>
     <w:p>
-      <w:pPr>
-        <w:pStyle w:val="ListNumber"/>
-      </w:pPr>
       <w:r>
-        <w:t>2. 手机：App Store / 应用商店搜索 Tailscale → 安装</w:t>
+        <w:t>手机：App Store 或应用商店搜索 Tailscale ，安装。</w:t>
       </w:r>
     </w:p>
     <w:p>
@@ -53,27 +47,27 @@
       </w:r>
     </w:p>
     <w:p>
-      <w:pPr>
-        <w:pStyle w:val="ListNumber"/>
-      </w:pPr>
       <w:r>
-        <w:t>1. 打开 Tailscale 应用 → 点击 Log in</w:t>
+        <w:t>打开 Tailscale 应用，点击 Log in。</w:t>
       </w:r>
     </w:p>
     <w:p>
-      <w:pPr>
-        <w:pStyle w:val="ListNumber"/>
-      </w:pPr>
       <w:r>
-        <w:t>2. 使用公司统一的账号密码登录</w:t>
+        <w:rPr>
+          <w:b/>
+          <w:sz w:val="22"/>
+        </w:rPr>
+        <w:t>使用公司统一账号登录：zdf@haiyueelec.com</w:t>
       </w:r>
     </w:p>
     <w:p>
-      <w:pPr>
-        <w:pStyle w:val="ListNumber"/>
-      </w:pPr>
       <w:r>
-        <w:t>3. 登录后等待审批，审批通过后状态变为 Connected</w:t>
+        <w:t>登录后等待审批，审批通过后状态变为 Connected。</w:t>
+      </w:r>
+    </w:p>
+    <w:p>
+      <w:r>
+        <w:t>所有同事统一使用同一个账号登录，才能在同一个网络中互通。</w:t>
       </w:r>
     </w:p>
     <w:p>
@@ -95,7 +89,20 @@
     </w:p>
     <w:p>
       <w:r>
-        <w:t>建议收藏此地址。Tailscale 默认开机自启动，断开后点击 Connect 重连。</w:t>
+        <w:t>建议收藏此地址。</w:t>
+      </w:r>
+    </w:p>
+    <w:p>
+      <w:pPr>
+        <w:pStyle w:val="Heading2"/>
+      </w:pPr>
+      <w:r>
+        <w:t>四、日常使用</w:t>
+      </w:r>
+    </w:p>
+    <w:p>
+      <w:r>
+        <w:t>Tailscale 默认开机自启动，无需手动操作。如果状态显示 Not connected，点击 Connect 重新连接即可。如果页面打不开，联系张东方重启服务。</w:t>
       </w:r>
     </w:p>
     <w:p>
@@ -111,7 +118,7 @@
         <w:pStyle w:val="Heading2"/>
       </w:pPr>
       <w:r>
-        <w:t>四、系统页面</w:t>
+        <w:t>五、系统页面</w:t>
       </w:r>
     </w:p>
     <w:tbl>
@@ -254,31 +261,12 @@
         <w:pStyle w:val="Heading2"/>
       </w:pPr>
       <w:r>
-        <w:t>五、添加柜子</w:t>
+        <w:t>六、添加柜子</w:t>
       </w:r>
     </w:p>
     <w:p>
-      <w:pPr>
-        <w:pStyle w:val="ListNumber"/>
-      </w:pPr>
       <w:r>
-        <w:t>1. 在元器件管理页面点击"添加柜子"</w:t>
-      </w:r>
-    </w:p>
-    <w:p>
-      <w:pPr>
-        <w:pStyle w:val="ListNumber"/>
-      </w:pPr>
-      <w:r>
-        <w:t>2. 填写：柜号名称、柜类型、柜宽(米)、进线方式</w:t>
-      </w:r>
-    </w:p>
-    <w:p>
-      <w:pPr>
-        <w:pStyle w:val="ListNumber"/>
-      </w:pPr>
-      <w:r>
-        <w:t>3. 进线方式：下进线(默认) / 上进线 / 侧进线</w:t>
+        <w:t>在元器件管理页面点击"添加柜子"，填写以下信息：</w:t>
       </w:r>
     </w:p>
     <w:p>
@@ -286,7 +274,55 @@
         <w:pStyle w:val="ListBullet"/>
       </w:pPr>
       <w:r>
-        <w:t xml:space="preserve">   - 侧进线时铜排费用会额外增加一台柜宽的母排量</w:t>
+        <w:t>柜号名称：如 出线柜1</w:t>
+      </w:r>
+    </w:p>
+    <w:p>
+      <w:pPr>
+        <w:pStyle w:val="ListBullet"/>
+      </w:pPr>
+      <w:r>
+        <w:t>柜类型：进线柜 / 出线柜 / 联络柜 / 计量柜 / 无功补偿柜 / 电容柜 / 其他</w:t>
+      </w:r>
+    </w:p>
+    <w:p>
+      <w:pPr>
+        <w:pStyle w:val="ListBullet"/>
+      </w:pPr>
+      <w:r>
+        <w:t>柜宽(米)：如 0.8</w:t>
+      </w:r>
+    </w:p>
+    <w:p>
+      <w:pPr>
+        <w:pStyle w:val="ListBullet"/>
+      </w:pPr>
+      <w:r>
+        <w:t>进线方式：</w:t>
+      </w:r>
+    </w:p>
+    <w:p>
+      <w:pPr>
+        <w:pStyle w:val="ListBullet"/>
+      </w:pPr>
+      <w:r>
+        <w:t xml:space="preserve">   下进线（默认）：不增加额外铜排</w:t>
+      </w:r>
+    </w:p>
+    <w:p>
+      <w:pPr>
+        <w:pStyle w:val="ListBullet"/>
+      </w:pPr>
+      <w:r>
+        <w:t xml:space="preserve">   侧进线：三相各增加一台柜宽的铜排量</w:t>
+      </w:r>
+    </w:p>
+    <w:p>
+      <w:pPr>
+        <w:pStyle w:val="ListBullet"/>
+      </w:pPr>
+      <w:r>
+        <w:t xml:space="preserve">   上进线：不增加额外铜排</w:t>
       </w:r>
     </w:p>
     <w:p>
@@ -294,39 +330,17 @@
         <w:pStyle w:val="Heading2"/>
       </w:pPr>
       <w:r>
-        <w:t>六、添加元器件</w:t>
+        <w:t>七、添加元器件</w:t>
       </w:r>
     </w:p>
     <w:p>
-      <w:pPr>
-        <w:pStyle w:val="ListNumber"/>
-      </w:pPr>
       <w:r>
-        <w:t>1. 选择目标柜子</w:t>
+        <w:t>选择目标柜子，输入元器件型号（如 XT1N160 TMD 100 3P FF），系统自动匹配类型、品牌、单价、电流，输入数量后点击添加。</w:t>
       </w:r>
     </w:p>
     <w:p>
-      <w:pPr>
-        <w:pStyle w:val="ListNumber"/>
-      </w:pPr>
       <w:r>
-        <w:t>2. 输入元器件型号（如 XT1N160 TMD 100 3P FF）</w:t>
-      </w:r>
-    </w:p>
-    <w:p>
-      <w:pPr>
-        <w:pStyle w:val="ListNumber"/>
-      </w:pPr>
-      <w:r>
-        <w:t>3. 系统自动匹配：类型、品牌、单价、电流</w:t>
-      </w:r>
-    </w:p>
-    <w:p>
-      <w:pPr>
-        <w:pStyle w:val="ListNumber"/>
-      </w:pPr>
-      <w:r>
-        <w:t>4. 输入数量 → 点击添加</w:t>
+        <w:t>注意事项：</w:t>
       </w:r>
     </w:p>
     <w:p>
@@ -334,7 +348,7 @@
         <w:pStyle w:val="ListBullet"/>
       </w:pPr>
       <w:r>
-        <w:t>注意：类型显示为空或有红色提示时，需手动选择类型。</w:t>
+        <w:t>类型显示为空或有红色提示时，需手动选择类型。</w:t>
       </w:r>
     </w:p>
     <w:p>
@@ -342,7 +356,15 @@
         <w:pStyle w:val="ListBullet"/>
       </w:pPr>
       <w:r>
-        <w:t>数量为0的元器件会保留在清单中，但不计入成本。</w:t>
+        <w:t>数量为0的元器件保留在清单中，但不计入成本，报告和导出时隐藏。</w:t>
+      </w:r>
+    </w:p>
+    <w:p>
+      <w:pPr>
+        <w:pStyle w:val="ListBullet"/>
+      </w:pPr>
+      <w:r>
+        <w:t>同型号品牌的元器件会自动合并。</w:t>
       </w:r>
     </w:p>
     <w:p>
@@ -350,55 +372,17 @@
         <w:pStyle w:val="Heading2"/>
       </w:pPr>
       <w:r>
-        <w:t>七、批量导入</w:t>
+        <w:t>八、批量导入</w:t>
       </w:r>
     </w:p>
     <w:p>
-      <w:pPr>
-        <w:pStyle w:val="ListNumber"/>
-      </w:pPr>
       <w:r>
-        <w:t>1. 在Excel中选中型号和数量两列 → 复制（Ctrl+C）</w:t>
+        <w:t>在Excel中选中型号和数量两列，复制后在批量导入中选择文本粘贴，粘贴到文本框中（每行一个：型号 数量）。查看预览表确认匹配结果后，点击"确认导入"。</w:t>
       </w:r>
     </w:p>
     <w:p>
-      <w:pPr>
-        <w:pStyle w:val="ListNumber"/>
-      </w:pPr>
       <w:r>
-        <w:t>2. 打开批量导入 → 选择文本粘贴</w:t>
-      </w:r>
-    </w:p>
-    <w:p>
-      <w:pPr>
-        <w:pStyle w:val="ListNumber"/>
-      </w:pPr>
-      <w:r>
-        <w:t>3. 粘贴到文本框（格式：型号 数量，每行一个）</w:t>
-      </w:r>
-    </w:p>
-    <w:p>
-      <w:pPr>
-        <w:pStyle w:val="ListNumber"/>
-      </w:pPr>
-      <w:r>
-        <w:t>4. 查看预览表，确认匹配结果</w:t>
-      </w:r>
-    </w:p>
-    <w:p>
-      <w:pPr>
-        <w:pStyle w:val="ListNumber"/>
-      </w:pPr>
-      <w:r>
-        <w:t>5. 点击"确认导入"</w:t>
-      </w:r>
-    </w:p>
-    <w:p>
-      <w:pPr>
-        <w:pStyle w:val="ListBullet"/>
-      </w:pPr>
-      <w:r>
-        <w:t>示例：</w:t>
+        <w:t>示例格式：</w:t>
       </w:r>
     </w:p>
     <w:p>
@@ -408,6 +392,8 @@
         </w:rPr>
         <w:t>XT1N160 TMD 100 3P FF 1</w:t>
         <w:br/>
+        <w:t>XT1N160 TMD 160 3P FF 2</w:t>
+        <w:br/>
         <w:t>MC7200 6</w:t>
       </w:r>
     </w:p>
@@ -416,39 +402,12 @@
         <w:pStyle w:val="Heading2"/>
       </w:pPr>
       <w:r>
-        <w:t>八、生成报告</w:t>
+        <w:t>九、生成报告</w:t>
       </w:r>
     </w:p>
     <w:p>
-      <w:pPr>
-        <w:pStyle w:val="ListNumber"/>
-      </w:pPr>
       <w:r>
-        <w:t>1. 添加完元器件后，点击"计算成本分析报告"</w:t>
-      </w:r>
-    </w:p>
-    <w:p>
-      <w:pPr>
-        <w:pStyle w:val="ListNumber"/>
-      </w:pPr>
-      <w:r>
-        <w:t>2. 报告包含：元器件清单、铜排费用、电缆费用、辅材、箱体、成套费</w:t>
-      </w:r>
-    </w:p>
-    <w:p>
-      <w:pPr>
-        <w:pStyle w:val="ListNumber"/>
-      </w:pPr>
-      <w:r>
-        <w:t>3. 点击"📝 详细计算过程"可查看每一步计算</w:t>
-      </w:r>
-    </w:p>
-    <w:p>
-      <w:pPr>
-        <w:pStyle w:val="ListNumber"/>
-      </w:pPr>
-      <w:r>
-        <w:t>4. 点击"下载CSV"导出报价明细</w:t>
+        <w:t>添加完元器件后，点击"计算成本分析报告"。报告包含元器件清单、铜排费用、电缆费用、辅材、箱体、成套费。点击"详细计算过程"可查看每一步计算。点击"下载CSV"导出报价明细。</w:t>
       </w:r>
     </w:p>
     <w:p>
@@ -464,7 +423,7 @@
         <w:pStyle w:val="Heading2"/>
       </w:pPr>
       <w:r>
-        <w:t>九、铜排费用</w:t>
+        <w:t>十、铜排费用</w:t>
       </w:r>
     </w:p>
     <w:p>
@@ -472,9 +431,10 @@
         <w:rPr>
           <w:b/>
         </w:rPr>
-        <w:t>铜排费 = 三相母线 + 零线N + 地线PE + ≥250A出线 + 侧进线增加 + 刀熔开关增加 + 带计量增加</w:t>
+        <w:t>铜排费 = 三相母线 + 零线N + 地线PE + 大电流出线 + 侧进线增加 + 刀熔开关增加 + 带计量增加</w:t>
       </w:r>
     </w:p>
+    <w:p/>
     <w:p>
       <w:pPr>
         <w:pStyle w:val="ListBullet"/>
@@ -496,7 +456,7 @@
         <w:pStyle w:val="ListBullet"/>
       </w:pPr>
       <w:r>
-        <w:t>地线PE：2m × PE截面积(cm²) × 铜价 × 8.9（PE按国标分段）</w:t>
+        <w:t>地线PE：2m × PE截面积(cm²) × 铜价 × 8.9（按国标分段）</w:t>
       </w:r>
     </w:p>
     <w:p>
@@ -504,7 +464,7 @@
         <w:pStyle w:val="ListBullet"/>
       </w:pPr>
       <w:r>
-        <w:t>侧进线：三相各加一台柜宽（仅侧进线时）</w:t>
+        <w:t>大电流出线（≥250A）：2.5m × 数量 × 截面积(cm²) × 铜价 × 8.9 × 3</w:t>
       </w:r>
     </w:p>
     <w:p>
@@ -512,7 +472,7 @@
         <w:pStyle w:val="ListBullet"/>
       </w:pPr>
       <w:r>
-        <w:t>刀熔开关：有刀熔开关时每相加0.4m</w:t>
+        <w:t>侧进线增加：三相各加一台柜宽（仅侧进线时）</w:t>
       </w:r>
     </w:p>
     <w:p>
@@ -520,7 +480,7 @@
         <w:pStyle w:val="ListBullet"/>
       </w:pPr>
       <w:r>
-        <w:t>带计量：有电度表时每相加0.4m</w:t>
+        <w:t>刀熔开关增加：有刀熔开关时每相加0.4m</w:t>
       </w:r>
     </w:p>
     <w:p>
@@ -528,7 +488,7 @@
         <w:pStyle w:val="ListBullet"/>
       </w:pPr>
       <w:r>
-        <w:t>≥250A出线：2.5m × 数量 × 截面积(cm²) × 铜价 × 8.9 × 3</w:t>
+        <w:t>带计量增加：有电度表时每相加0.4m</w:t>
       </w:r>
     </w:p>
     <w:p>
@@ -536,12 +496,12 @@
         <w:rPr>
           <w:b/>
         </w:rPr>
-        <w:t>PE截面积国标：</w:t>
+        <w:t>PE截面积按国标GB分段计算：</w:t>
       </w:r>
     </w:p>
     <w:p>
       <w:r>
-        <w:t>S≤16mm² → PE=S | 16&lt;S≤35 → PE=16 | 35&lt;S≤400 → PE=S/2 | 400&lt;S≤800 → PE=200 | S&gt;800 → PE=S/4</w:t>
+        <w:t>相线S≤16mm² → PE=S；16&lt;S≤35 → PE=16mm²；35&lt;S≤400 → PE=S/2；400&lt;S≤800 → PE=200mm²；S&gt;800 → PE=S/4</w:t>
       </w:r>
     </w:p>
     <w:p>
@@ -549,7 +509,7 @@
         <w:pStyle w:val="Heading2"/>
       </w:pPr>
       <w:r>
-        <w:t>十、电缆费用（≤160A断路器）</w:t>
+        <w:t>十一、电缆费用（≤160A断路器）</w:t>
       </w:r>
     </w:p>
     <w:p>
@@ -562,7 +522,7 @@
         <w:pStyle w:val="ListBullet"/>
       </w:pPr>
       <w:r>
-        <w:t>1P→0.7m | 2P→1.4m | 3P→2.1m | 4P→2.8m</w:t>
+        <w:t>每极长度0.7m：1P=0.7m、2P=1.4m、3P=2.1m、4P=2.8m</w:t>
       </w:r>
     </w:p>
     <w:p>
@@ -570,7 +530,15 @@
         <w:pStyle w:val="ListBullet"/>
       </w:pPr>
       <w:r>
-        <w:t>截面积对照：63A→16mm² | 80A→25mm² | 100A→35mm² | 125A→50mm² | 160A→70mm²</w:t>
+        <w:t>截面积对照：63A→16mm²、80A→25mm²、100A→35mm²、125A→50mm²、160A→70mm²</w:t>
+      </w:r>
+    </w:p>
+    <w:p>
+      <w:pPr>
+        <w:pStyle w:val="ListBullet"/>
+      </w:pPr>
+      <w:r>
+        <w:t>≥250A统一用铜排出线，不走电缆。</w:t>
       </w:r>
     </w:p>
     <w:p>
@@ -578,17 +546,17 @@
         <w:pStyle w:val="Heading2"/>
       </w:pPr>
       <w:r>
-        <w:t>十一、分散系数</w:t>
+        <w:t>十二、分散系数</w:t>
       </w:r>
     </w:p>
     <w:p>
       <w:r>
-        <w:t>降容后电流 = 总电流 × 分散系数</w:t>
+        <w:t>降容后电流 = 总电流 × 分散系数。出线路数 = 断路器总数量（塑壳+框架）。</w:t>
       </w:r>
     </w:p>
     <w:p>
       <w:r>
-        <w:t>1路→1.0 | 2-3路→0.9 | 4-5路→0.8 | 6-9路→0.7 | ≥10路→0.6</w:t>
+        <w:t>系数对照：1路→1.0、2至3路→0.9、4至5路→0.8、6至9路→0.7、10路及以上→0.6</w:t>
       </w:r>
     </w:p>
     <w:p>
@@ -596,7 +564,7 @@
         <w:pStyle w:val="Heading2"/>
       </w:pPr>
       <w:r>
-        <w:t>十二、其他费用</w:t>
+        <w:t>十三、其他费用</w:t>
       </w:r>
     </w:p>
     <w:p>
@@ -604,7 +572,7 @@
         <w:pStyle w:val="ListBullet"/>
       </w:pPr>
       <w:r>
-        <w:t>辅材：从价格库按柜型和出线路数查找</w:t>
+        <w:t>辅材：从价格库按柜型和出线路数查找，未找到提示手动输入。</w:t>
       </w:r>
     </w:p>
     <w:p>
@@ -612,7 +580,7 @@
         <w:pStyle w:val="ListBullet"/>
       </w:pPr>
       <w:r>
-        <w:t>箱体：2200元 + 400元 × 断路器数量</w:t>
+        <w:t>箱体：2200元 + 400元 × 断路器数量。</w:t>
       </w:r>
     </w:p>
     <w:p>
@@ -620,7 +588,15 @@
         <w:pStyle w:val="ListBullet"/>
       </w:pPr>
       <w:r>
-        <w:t>成套费：元器件/铜排/辅材/箱体各自按阶梯利润率计算后汇总</w:t>
+        <w:t>成套费：元器件、铜排、辅材、箱体各自按阶梯利润率计算后汇总。</w:t>
+      </w:r>
+    </w:p>
+    <w:p>
+      <w:pPr>
+        <w:pStyle w:val="ListBullet"/>
+      </w:pPr>
+      <w:r>
+        <w:t>利润率：金额低于1万元→30%；1至5万元→递减；超过5万元→10%。</w:t>
       </w:r>
     </w:p>
     <w:p>
@@ -628,7 +604,7 @@
         <w:pStyle w:val="Heading2"/>
       </w:pPr>
       <w:r>
-        <w:t>十三、含税报价</w:t>
+        <w:t>十四、含税报价</w:t>
       </w:r>
     </w:p>
     <w:p>
@@ -674,7 +650,7 @@
           </w:tcPr>
           <w:p>
             <w:r>
-              <w:t>确认Tailscale已登录且Connected</w:t>
+              <w:t>确认Tailscale已登录且状态为Connected</w:t>
             </w:r>
           </w:p>
         </w:tc>
@@ -696,7 +672,7 @@
           </w:tcPr>
           <w:p>
             <w:r>
-              <w:t>等待CC审批</w:t>
+              <w:t>等待张东方审批</w:t>
             </w:r>
           </w:p>
         </w:tc>
@@ -718,7 +694,7 @@
           </w:tcPr>
           <w:p>
             <w:r>
-              <w:t>确认地址是http://100.93.204.82:8502/</w:t>
+              <w:t>联系张东方重启服务</w:t>
             </w:r>
           </w:p>
         </w:tc>
@@ -850,7 +826,7 @@
           </w:tcPr>
           <w:p>
             <w:r>
-              <w:t>系统自动合并同型号品牌元器件</w:t>
+              <w:t>系统自动合并</w:t>
             </w:r>
           </w:p>
         </w:tc>
@@ -862,7 +838,7 @@
           </w:tcPr>
           <w:p>
             <w:r>
-              <w:t>数量为0的元器件</w:t>
+              <w:t>数量为0</w:t>
             </w:r>
           </w:p>
         </w:tc>
@@ -872,7 +848,7 @@
           </w:tcPr>
           <w:p>
             <w:r>
-              <w:t>清单中保留，报告和导出时隐藏</w:t>
+              <w:t>清单保留，报告和导出时隐藏</w:t>
             </w:r>
           </w:p>
         </w:tc>
@@ -894,7 +870,7 @@
           </w:tcPr>
           <w:p>
             <w:r>
-              <w:t>侧进线会额外增加一台柜宽母排量，确认进线方式是否正确</w:t>
+              <w:t>侧进线会增加一台柜宽母排量，确认进线方式是否正确</w:t>
             </w:r>
           </w:p>
         </w:tc>
@@ -921,11 +897,33 @@
           </w:p>
         </w:tc>
       </w:tr>
+      <w:tr>
+        <w:tc>
+          <w:tcPr>
+            <w:tcW w:type="dxa" w:w="4320"/>
+          </w:tcPr>
+          <w:p>
+            <w:r>
+              <w:t>Tailscale账号</w:t>
+            </w:r>
+          </w:p>
+        </w:tc>
+        <w:tc>
+          <w:tcPr>
+            <w:tcW w:type="dxa" w:w="4320"/>
+          </w:tcPr>
+          <w:p>
+            <w:r>
+              <w:t>统一使用 zdf@haiyueelec.com 登录</w:t>
+            </w:r>
+          </w:p>
+        </w:tc>
+      </w:tr>
     </w:tbl>
     <w:p/>
     <w:p>
       <w:r>
-        <w:t>如有问题请联系CC</w:t>
+        <w:t>如有问题请联系张东方</w:t>
       </w:r>
     </w:p>
     <w:sectPr>
